--- a/src/rodos_corpus/data/corpus/rendered/finance/FIN-ZAPISKA-TSU-2026.docx
+++ b/src/rodos_corpus/data/corpus/rendered/finance/FIN-ZAPISKA-TSU-2026.docx
@@ -7,7 +7,7 @@
         <w:rPr>
           <w:i/>
         </w:rPr>
-        <w:t>УТВЕРЖДАЮ: Менеджер по продажам</w:t>
+        <w:t>УТВЕРЖДАЮ: Начальник отдела снабжения</w:t>
       </w:r>
     </w:p>
     <w:p>
@@ -49,7 +49,7 @@
     </w:p>
     <w:p>
       <w:r>
-        <w:t>1.1. 21.09.2026 на адрес zakaz@rodos-detal.example.com поступил проект договора поставки от ООО «ТехСнаб-Урал» с предложением заключить договор на поставку валов и шестерён в 2027 году.</w:t>
+        <w:t>1.1. 23.09.2026 на адрес zakaz@rodos-detal.example.com поступил проект договора поставки от ООО «ТехСнаб-Урал» с предложением заключить договор на поставку валов и шестерён в 2027 году.</w:t>
       </w:r>
     </w:p>
     <w:p>
@@ -177,7 +177,7 @@
           </w:tcPr>
           <w:p>
             <w:r>
-              <w:t>запись создана 21.09.2026, статус проверки — в работе</w:t>
+              <w:t>запись создана 23.09.2026, статус проверки — в работе</w:t>
             </w:r>
           </w:p>
         </w:tc>
@@ -209,7 +209,7 @@
           </w:tcPr>
           <w:p>
             <w:r>
-              <w:t>по пункту 6.1 регламента FIN-REGL-DOLZHOSM, запрошено 21.09.2026</w:t>
+              <w:t>по пункту 6.1 регламента FIN-REGL-DOLZHOSM, запрошено 23.09.2026</w:t>
             </w:r>
           </w:p>
         </w:tc>
@@ -217,17 +217,17 @@
     </w:tbl>
     <w:p>
       <w:r>
-        <w:t>2.3. Проверку контрагента провожу не я: пункт 6.1 регламента FIN-REGL-DOLZHOSM закрепляет её за бухгалтером по расчётам с контрагентами, а за менеджером по продажам — только инициатива. Запрос на проверку направлен Рыбакову Ю. А. 21.09.2026.</w:t>
+        <w:t>2.3. Проверку контрагента провожу не я: пункт 6.1 регламента FIN-REGL-DOLZHOSM закрепляет её за бухгалтером по расчётам с контрагентами, а за инициатором — только инициатива. Запрос на проверку направлен Рыбакову Ю. А. 23.09.2026.</w:t>
       </w:r>
     </w:p>
     <w:p>
       <w:r>
-        <w:t>2.4. Плановая сумма договора на 2027 год — 3 800 000 ₽ по плану продаж. Сумма нужна для определения подписанта по разделу 5 регламента FIN-REGL-DOGOVOR и в тексте рамочного проекта не указана.</w:t>
+        <w:t>2.4. Сумма договора — 6 200 000 ₽, указана в пункте 2.2 проекта. От неё зависит подписант по разделу 5 регламента FIN-REGL-DOGOVOR: сумма превышает 5 000 000 ₽, поэтому договор подписывает генеральный директор (пункт 5.2).</w:t>
       </w:r>
     </w:p>
     <w:p>
       <w:r>
-        <w:t>Менеджер по продажам ______________ Сазонов Н. Ю.</w:t>
+        <w:t>Начальник отдела снабжения ______________ Тарасенко П. В.</w:t>
       </w:r>
     </w:p>
     <w:sectPr>
